--- a/data/docs/EVH Training - Overview v2(5).docx
+++ b/data/docs/EVH Training - Overview v2(5).docx
@@ -407,6 +407,14 @@
       <w:r>
         <w:rPr>
           <w:b/>
+        </w:rPr>
+        <w:t>Level 1</w:t>
+      </w:r>
+    </w:p>
+    <w:p>
+      <w:r>
+        <w:rPr>
+          <w:b/>
           <w:bCs/>
         </w:rPr>
         <w:t>Level 1</w:t>
@@ -451,25 +459,25 @@
       <w:r>
         <w:rPr>
           <w:b/>
-          <w:bCs/>
         </w:rPr>
         <w:t>Level 2</w:t>
-      </w:r>
-      <w:r>
-        <w:t xml:space="preserve"> guides specialists that have an interface with cybersecurity in their daily work. The</w:t>
       </w:r>
     </w:p>
     <w:p>
       <w:r>
-        <w:t>information covered in the training dives deeper into the different topics of penetration</w:t>
+        <w:rPr>
+          <w:b/>
+          <w:bCs/>
+        </w:rPr>
+        <w:t>Level 2</w:t>
+      </w:r>
+      <w:r>
+        <w:t xml:space="preserve"> guides specialists that have an interface with cybersecurity in their daily work. The</w:t>
       </w:r>
     </w:p>
     <w:p>
       <w:r>
-        <w:rPr>
-          <w:lang w:val="en-US"/>
-        </w:rPr>
-        <w:t>testing and cybersecurity engineering allowing the participant to identify how to attack</w:t>
+        <w:t>information covered in the training dives deeper into the different topics of penetration</w:t>
       </w:r>
     </w:p>
     <w:p>
@@ -477,23 +485,31 @@
         <w:rPr>
           <w:lang w:val="en-US"/>
         </w:rPr>
-        <w:t>automotive ECUs. For this level, we introduce exercises to give participant</w:t>
-      </w:r>
-      <w:r>
-        <w:rPr>
-          <w:lang w:val="en-US"/>
-        </w:rPr>
-        <w:t>s</w:t>
-      </w:r>
-      <w:r>
-        <w:rPr>
-          <w:lang w:val="en-US"/>
-        </w:rPr>
-        <w:t xml:space="preserve"> the</w:t>
+        <w:t>testing and cybersecurity engineering allowing the participant to identify how to attack</w:t>
       </w:r>
     </w:p>
     <w:p>
       <w:r>
+        <w:rPr>
+          <w:lang w:val="en-US"/>
+        </w:rPr>
+        <w:t>automotive ECUs. For this level, we introduce exercises to give participant</w:t>
+      </w:r>
+      <w:r>
+        <w:rPr>
+          <w:lang w:val="en-US"/>
+        </w:rPr>
+        <w:t>s</w:t>
+      </w:r>
+      <w:r>
+        <w:rPr>
+          <w:lang w:val="en-US"/>
+        </w:rPr>
+        <w:t xml:space="preserve"> the</w:t>
+      </w:r>
+    </w:p>
+    <w:p>
+      <w:r>
         <w:t xml:space="preserve">opportunity to try out what </w:t>
       </w:r>
       <w:r>
@@ -534,6 +550,14 @@
       </w:r>
     </w:p>
     <w:p/>
+    <w:p>
+      <w:r>
+        <w:rPr>
+          <w:b/>
+        </w:rPr>
+        <w:t>Level 3</w:t>
+      </w:r>
+    </w:p>
     <w:p>
       <w:r>
         <w:rPr>
